--- a/01_Instructor/Speaker_Notes/W06_rescue_Speaker_Notes.docx
+++ b/01_Instructor/Speaker_Notes/W06_rescue_Speaker_Notes.docx
@@ -11,16 +11,21 @@
       </w:r>
     </w:p>
     <w:p>
+      <w:r>
+        <w:t>Speaker notes for the six-slide class presentation. Use the slides as brief prompts and leave time for children to build, operate and explain. This is a robotics session with a small prepared Python recipe.</w:t>
+      </w:r>
+    </w:p>
+    <w:p>
       <w:pPr>
-        <w:pStyle w:val="Subtitle"/>
+        <w:pStyle w:val="Heading2"/>
       </w:pPr>
       <w:r>
-        <w:t>Slide by slide speaker notes</w:t>
+        <w:t>Class setup</w:t>
       </w:r>
     </w:p>
     <w:p>
       <w:r>
-        <w:t>Use these notes to lead the one-hour class with the matching seven-slide presentation. Suggested words can be adapted; protect student operating turns, individual explanations, and the final six minutes for saving and cleanup.</w:t>
+        <w:t>12 children in grades 5–6 form four teams of three: T1/T2 share Kit A and T3/T4 share Kit B. Four student instructors cover two robot stations and two build tables; a fifth or sixth can float. The adult lead oversees the room and YMCA procedures. Bring four available laptops: two remain connected to robots and two show build references. Printed build cards make the build activity work with two laptops too.</w:t>
       </w:r>
     </w:p>
     <w:p>
@@ -28,10 +33,10 @@
         <w:rPr>
           <w:b/>
         </w:rPr>
-        <w:t xml:space="preserve">Learning goal  </w:t>
+        <w:t xml:space="preserve">Learning goal </w:t>
       </w:r>
       <w:r>
-        <w:t>Each student contributes a design idea and compares two attachment trials while using an existing Python function.</w:t>
+        <w:t>Each child contributes a design idea and compares two attachment trials while using an existing Python function.</w:t>
       </w:r>
     </w:p>
     <w:p>
@@ -39,10 +44,10 @@
         <w:rPr>
           <w:b/>
         </w:rPr>
-        <w:t xml:space="preserve">Observable success  </w:t>
+        <w:t xml:space="preserve">Minimum success </w:t>
       </w:r>
       <w:r>
-        <w:t>A removable passive plow guides one lightweight cube toward a target without blocking wheels or the sensor. The pair documents one design change and explains deliver().</w:t>
+        <w:t>A removable passive plow guides one lightweight cube toward a target without blocking wheels or the sensor. The team documents one design change and explains deliver().</w:t>
       </w:r>
     </w:p>
     <w:p>
@@ -50,10 +55,10 @@
         <w:rPr>
           <w:b/>
         </w:rPr>
-        <w:t xml:space="preserve">Materials  </w:t>
+        <w:t xml:space="preserve">Prepare </w:t>
       </w:r>
       <w:r>
-        <w:t>Base with D sensor, spare beams and pins from the same kit, one 3–4 cm foam or paper cube, tape target, two small labeled attachment trays.</w:t>
+        <w:t>Reserve equal spare parts for each team. Test a passive plow mount. Place the stop strip 25 cm ahead of the color sensor at the starting pose. After a dry run, mark the cube delivery zone ahead of the stopped plow. Open W06_rescue.py. Prepare two mentor examples and four labeled team build packs. Rehearse attachment clearance, a hand test and a quick swap. Show the hub color guide.</w:t>
       </w:r>
     </w:p>
     <w:p>
@@ -61,43 +66,10 @@
         <w:rPr>
           <w:b/>
         </w:rPr>
-        <w:t xml:space="preserve">Before students arrive  </w:t>
+        <w:t xml:space="preserve">Materials and files </w:t>
       </w:r>
       <w:r>
-        <w:t>Reserve equal spare parts for each pair. Test a passive plow mount. Place the stop strip 25 cm ahead of the color sensor at the starting pose. After a dry run, mark the cube delivery zone ahead of the stopped plow. Open W06_rescue.py.</w:t>
-      </w:r>
-    </w:p>
-    <w:p>
-      <w:r>
-        <w:rPr>
-          <w:b/>
-        </w:rPr>
-        <w:t xml:space="preserve">Shared setup  </w:t>
-      </w:r>
-      <w:r>
-        <w:t>Eight students form four pairs. Pairs 1 and 2 share Kit A; pairs 3 and 4 share Kit B. One mentor supports each pod, with an adult lead overseeing the room. Adjust assignments before class if confirmed enrollment differs. Left drive motor A and right B are viewed from behind toward the front; keep the auxiliary motor unplugged. Rehearse motion and stop controls on both kits.</w:t>
-      </w:r>
-    </w:p>
-    <w:p>
-      <w:r>
-        <w:rPr>
-          <w:b/>
-        </w:rPr>
-        <w:t xml:space="preserve">Files in this repository  </w:t>
-      </w:r>
-      <w:r>
-        <w:t>Presentation: 03_Presentations/W06_rescue.pptx. Complete program: 04_Python/W06_rescue.py. Also use the matching week in the instructor guide, student workbook and station task cards. Load the entire Python file in SPIKE App 3, not just a slide fragment.</w:t>
-      </w:r>
-    </w:p>
-    <w:p>
-      <w:r>
-        <w:rPr>
-          <w:b/>
-        </w:rPr>
-        <w:t xml:space="preserve">Evidence and recovery  </w:t>
-      </w:r>
-      <w:r>
-        <w:t>Use pair IDs on saved projects and individual IDs on learning records. After two minutes of technical trouble, use the recovery checks; after five, use a rehearsed fallback or paper/stationary task. Do not count an intended result as an observed result. These notes do not certify hardware readiness.</w:t>
+        <w:t>Print and pack from the matching checklist in 01_Instructor/Class_Preparation. Use the team sheet and build card. Keep the original two bases assembled, A left/B right, auxiliary motor unplugged; add C/D only as the lessons require. Hardware rehearsal remains required.</w:t>
       </w:r>
     </w:p>
     <w:p>
@@ -118,10 +90,10 @@
         <w:rPr>
           <w:b/>
         </w:rPr>
-        <w:t xml:space="preserve">Timing  </w:t>
+        <w:t xml:space="preserve">Timing </w:t>
       </w:r>
       <w:r>
-        <w:t>0–5 minutes   Welcome and retrieval</w:t>
+        <w:t>0–5 minutes</w:t>
       </w:r>
     </w:p>
     <w:p>
@@ -129,10 +101,10 @@
         <w:rPr>
           <w:b/>
         </w:rPr>
-        <w:t xml:space="preserve">Say  </w:t>
+        <w:t xml:space="preserve">Say </w:t>
       </w:r>
       <w:r>
-        <w:t>“Today’s challenge is a supply box rescue. You will predict, test, and use evidence to explain your choice. Both partners will operate and explain.”</w:t>
+        <w:t>“Today’s challenge is a supply box rescue. You will predict, test, and use evidence to explain your choice. All three teammates will operate and explain.”</w:t>
       </w:r>
     </w:p>
     <w:p>
@@ -140,7 +112,7 @@
         <w:rPr>
           <w:b/>
         </w:rPr>
-        <w:t xml:space="preserve">Ask before explaining  </w:t>
+        <w:t xml:space="preserve">Ask before explaining </w:t>
       </w:r>
       <w:r>
         <w:t>How did you choose a useful dark-marker threshold?</w:t>
@@ -151,54 +123,10 @@
         <w:rPr>
           <w:b/>
         </w:rPr>
-        <w:t xml:space="preserve">Listen for  </w:t>
+        <w:t xml:space="preserve">Listen for </w:t>
       </w:r>
       <w:r>
         <w:t>Use measured dark and bright readings, choose a value between them, then test.</w:t>
-      </w:r>
-    </w:p>
-    <w:p>
-      <w:r>
-        <w:rPr>
-          <w:b/>
-        </w:rPr>
-        <w:t xml:space="preserve">Do  </w:t>
-      </w:r>
-      <w:r>
-        <w:t>Give ten quiet seconds to think, then let both partners answer. Ask two students to share; accept pointing or a short spoken response. Retrieve the earlier idea without turning this into a repeat lecture.</w:t>
-      </w:r>
-    </w:p>
-    <w:p>
-      <w:r>
-        <w:rPr>
-          <w:b/>
-        </w:rPr>
-        <w:t xml:space="preserve">Connect to the task  </w:t>
-      </w:r>
-      <w:r>
-        <w:t>A community center needs a robot to move a dropped supply box. What shape will keep the box from escaping sideways?</w:t>
-      </w:r>
-    </w:p>
-    <w:p>
-      <w:r>
-        <w:rPr>
-          <w:b/>
-        </w:rPr>
-        <w:t xml:space="preserve">Set the operating routine  </w:t>
-      </w:r>
-      <w:r>
-        <w:t>Keep robots stopped while talking. One driver edits and starts after the navigator checks the lane. The navigator predicts and records. A student can dictate an edit while a partner types; the decision and explanation remain the student’s.</w:t>
-      </w:r>
-    </w:p>
-    <w:p>
-      <w:r>
-        <w:rPr>
-          <w:b/>
-        </w:rPr>
-        <w:t xml:space="preserve">Transition  </w:t>
-      </w:r>
-      <w:r>
-        <w:t>“Watch one short example. Look for the thing we can change and the evidence that will tell us what happened.” Move to slide 2 at minute 5.</w:t>
       </w:r>
     </w:p>
     <w:p>
@@ -219,10 +147,10 @@
         <w:rPr>
           <w:b/>
         </w:rPr>
-        <w:t xml:space="preserve">Timing  </w:t>
+        <w:t xml:space="preserve">Timing </w:t>
       </w:r>
       <w:r>
-        <w:t>5–10 minutes   Demonstrate the challenge</w:t>
+        <w:t>5–10 minutes</w:t>
       </w:r>
     </w:p>
     <w:p>
@@ -230,7 +158,7 @@
         <w:rPr>
           <w:b/>
         </w:rPr>
-        <w:t xml:space="preserve">Purpose  </w:t>
+        <w:t xml:space="preserve">Purpose </w:t>
       </w:r>
       <w:r>
         <w:t>Each student contributes a design idea and compares two attachment trials while using an existing Python function.</w:t>
@@ -241,7 +169,7 @@
         <w:rPr>
           <w:b/>
         </w:rPr>
-        <w:t xml:space="preserve">Do and explain  </w:t>
+        <w:t xml:space="preserve">Do and explain </w:t>
       </w:r>
       <w:r>
         <w:t>Show a flat bumper and ask what might improve it. Point to async def deliver and await deliver(). Explain that a function gives a useful group of steps a name. The provided function reuses marker detection.</w:t>
@@ -252,10 +180,10 @@
         <w:rPr>
           <w:b/>
         </w:rPr>
-        <w:t xml:space="preserve">Suggested words  </w:t>
+        <w:t xml:space="preserve">Suggested words </w:t>
       </w:r>
       <w:r>
-        <w:t>“Our useful result today is this: A removable passive plow guides one lightweight cube toward a target without blocking wheels or the sensor. The pair documents one design change and explains deliver(). A test that misses still gives us information if we record it accurately.”</w:t>
+        <w:t>“Our useful result today is this: A removable passive plow guides one lightweight cube toward a target without blocking wheels or the sensor. The team documents one design change and explains deliver(). A test that misses still gives us information if we record it accurately.”</w:t>
       </w:r>
     </w:p>
     <w:p>
@@ -263,18 +191,7 @@
         <w:rPr>
           <w:b/>
         </w:rPr>
-        <w:t xml:space="preserve">Run of show  </w:t>
-      </w:r>
-      <w:r>
-        <w:t>Use about one minute to identify the setup, two minutes for a short tested demonstration, and two minutes to hear observations. Point out the physical start and finish reference. Ask students to describe what actually happened before suggesting the explanation.</w:t>
-      </w:r>
-    </w:p>
-    <w:p>
-      <w:r>
-        <w:rPr>
-          <w:b/>
-        </w:rPr>
-        <w:t xml:space="preserve">Ask  </w:t>
+        <w:t xml:space="preserve">Ask </w:t>
       </w:r>
       <w:r>
         <w:t>“What did the robot do? What evidence could we record? What must stay the same when we compare the next run?” Let a different student answer each question.</w:t>
@@ -285,7 +202,7 @@
         <w:rPr>
           <w:b/>
         </w:rPr>
-        <w:t xml:space="preserve">If the example fails  </w:t>
+        <w:t xml:space="preserve">If the example fails </w:t>
       </w:r>
       <w:r>
         <w:t>Cube slips: adjust side guide width. Robot stalls: lighten the attachment and remove dragging parts. Sensor misses: relocate plow pieces that block the sensor. Reset the cube consistently. Allow one quick reset, then use the prepared stationary or paper explanation. Student testing time should not become a repair demonstration.</w:t>
@@ -296,10 +213,10 @@
         <w:rPr>
           <w:b/>
         </w:rPr>
-        <w:t xml:space="preserve">Transition  </w:t>
+        <w:t xml:space="preserve">Hub check </w:t>
       </w:r>
       <w:r>
-        <w:t>“Now we will read the small piece of code behind that behavior.”</w:t>
+        <w:t>Read the light on the correct button: steady green center means powered on with a compatible OS and at least 20% battery; flashing orange center means charge; flashing red center means stop, power off and cool for 15 minutes. White center needs a compatible OS; flashing purple center means updating. Blue is the connection button: flashing means waiting for Bluetooth, steady means connected. A display letter is a program output, not a battery or connection status. See the full SPIKE Hub Color Guide.</w:t>
       </w:r>
     </w:p>
     <w:p>
@@ -312,7 +229,7 @@
         <w:pStyle w:val="Heading1"/>
       </w:pPr>
       <w:r>
-        <w:t>Slide 3 Engineering design and reusable functions</w:t>
+        <w:t>Slide 3 Engineering design and reusable functions and prediction</w:t>
       </w:r>
     </w:p>
     <w:p>
@@ -320,27 +237,67 @@
         <w:rPr>
           <w:b/>
         </w:rPr>
-        <w:t xml:space="preserve">Timing  </w:t>
+        <w:t xml:space="preserve">Timing </w:t>
       </w:r>
       <w:r>
-        <w:t>10–12 minutes   Read the code</w:t>
+        <w:t>10–14 minutes</w:t>
       </w:r>
     </w:p>
     <w:p>
       <w:pPr>
-        <w:pStyle w:val="Code"/>
+        <w:spacing w:before="80" w:after="120"/>
       </w:pPr>
       <w:r>
+        <w:rPr>
+          <w:rFonts w:ascii="Consolas" w:hAnsi="Consolas"/>
+          <w:sz w:val="20"/>
+        </w:rPr>
         <w:t>async def deliver():</w:t>
+      </w:r>
+      <w:r>
+        <w:rPr>
+          <w:rFonts w:ascii="Consolas" w:hAnsi="Consolas"/>
+          <w:sz w:val="20"/>
+        </w:rPr>
         <w:br/>
         <w:t xml:space="preserve">    await signal("R")</w:t>
+      </w:r>
+      <w:r>
+        <w:rPr>
+          <w:rFonts w:ascii="Consolas" w:hAnsi="Consolas"/>
+          <w:sz w:val="20"/>
+        </w:rPr>
         <w:br/>
         <w:t xml:space="preserve">    result = await seek_marker(threshold)</w:t>
+      </w:r>
+      <w:r>
+        <w:rPr>
+          <w:rFonts w:ascii="Consolas" w:hAnsi="Consolas"/>
+          <w:sz w:val="20"/>
+        </w:rPr>
         <w:br/>
         <w:t xml:space="preserve">    print(result)</w:t>
+      </w:r>
+      <w:r>
+        <w:rPr>
+          <w:rFonts w:ascii="Consolas" w:hAnsi="Consolas"/>
+          <w:sz w:val="20"/>
+        </w:rPr>
         <w:br/>
+      </w:r>
+      <w:r>
+        <w:rPr>
+          <w:rFonts w:ascii="Consolas" w:hAnsi="Consolas"/>
+          <w:sz w:val="20"/>
+        </w:rPr>
         <w:br/>
         <w:t># inside student_recipe</w:t>
+      </w:r>
+      <w:r>
+        <w:rPr>
+          <w:rFonts w:ascii="Consolas" w:hAnsi="Consolas"/>
+          <w:sz w:val="20"/>
+        </w:rPr>
         <w:br/>
         <w:t>await deliver()</w:t>
       </w:r>
@@ -350,7 +307,7 @@
         <w:rPr>
           <w:b/>
         </w:rPr>
-        <w:t xml:space="preserve">Say  </w:t>
+        <w:t xml:space="preserve">Say </w:t>
       </w:r>
       <w:r>
         <w:t>“A function gives several useful instructions a name. Calling deliver runs the instructions we prepared under that name.”</w:t>
@@ -361,7 +318,7 @@
         <w:rPr>
           <w:b/>
         </w:rPr>
-        <w:t xml:space="preserve">Point  </w:t>
+        <w:t xml:space="preserve">Point </w:t>
       </w:r>
       <w:r>
         <w:t>The definition begins async def deliver():. Its body shows R, calls seek_marker(threshold), and prints the result. The recipe calls await deliver(). Defining the function does not by itself drive the robot.</w:t>
@@ -372,18 +329,7 @@
         <w:rPr>
           <w:b/>
         </w:rPr>
-        <w:t xml:space="preserve">Locate the editing area  </w:t>
-      </w:r>
-      <w:r>
-        <w:t>The threshold lives above deliver in this file, outside student_recipe. A mentor helps transfer the measured Week 5 value there. Today’s comparison changes one mechanical feature while keeping that threshold and program fixed.</w:t>
-      </w:r>
-    </w:p>
-    <w:p>
-      <w:r>
-        <w:rPr>
-          <w:b/>
-        </w:rPr>
-        <w:t xml:space="preserve">Check the meaning  </w:t>
+        <w:t xml:space="preserve">Check the meaning </w:t>
       </w:r>
       <w:r>
         <w:t>“Does the word deliver prove the cube arrived?” No. The sensor reports a marker; students separately observe whether the cube stayed controlled and reached its target. This is a passive plow, with no powered grabber.</w:t>
@@ -394,10 +340,10 @@
         <w:rPr>
           <w:b/>
         </w:rPr>
-        <w:t xml:space="preserve">Ask  </w:t>
+        <w:t xml:space="preserve">Ask </w:t>
       </w:r>
       <w:r>
-        <w:t>“Point to the value, repeated action, or decision that controls today’s behavior. What would you expect after changing it?” Accept a plain-language explanation; do not require formal Python vocabulary.</w:t>
+        <w:t>Why might two short side guides keep a cube in front better than one flat beam? How could too much contact slow the robot?</w:t>
       </w:r>
     </w:p>
     <w:p>
@@ -405,10 +351,10 @@
         <w:rPr>
           <w:b/>
         </w:rPr>
-        <w:t xml:space="preserve">Transition  </w:t>
+        <w:t xml:space="preserve">Expected reasoning </w:t>
       </w:r>
       <w:r>
-        <w:t>“Before we touch the robot, predict the next result.”</w:t>
+        <w:t>Side guides can reduce lateral escape but may increase friction or interfere with sensing. Calling deliver starts its named sequence. The function itself must be defined before the call can execute.</w:t>
       </w:r>
     </w:p>
     <w:p>
@@ -421,7 +367,7 @@
         <w:pStyle w:val="Heading1"/>
       </w:pPr>
       <w:r>
-        <w:t>Slide 4 A prediction before the run</w:t>
+        <w:t>Slide 4 Our robot and build jobs</w:t>
       </w:r>
     </w:p>
     <w:p>
@@ -429,10 +375,10 @@
         <w:rPr>
           <w:b/>
         </w:rPr>
-        <w:t xml:space="preserve">Timing  </w:t>
+        <w:t xml:space="preserve">Timing </w:t>
       </w:r>
       <w:r>
-        <w:t>12–15 minutes   Predict before running</w:t>
+        <w:t>14–38 then retests minutes</w:t>
       </w:r>
     </w:p>
     <w:p>
@@ -440,10 +386,10 @@
         <w:rPr>
           <w:b/>
         </w:rPr>
-        <w:t xml:space="preserve">Ask  </w:t>
+        <w:t xml:space="preserve">Station map </w:t>
       </w:r>
       <w:r>
-        <w:t>Why might two short side guides keep a cube in front better than one flat beam? How could too much contact slow the robot?</w:t>
+        <w:t>14–26: T1/T3 use robots and T2/T4 build. 26–38: teams switch stations. 38–44: T1/T3 retest while the other teams finish builds. 44–50: T2/T4 retest. Rotate roles at 18, 22, 30, 34, 40, 42, 46 and 48 minutes. Each team has 18 robot minutes, giving each child about six minutes as driver plus handling, observing and building. Transitions occur within these blocks.</w:t>
       </w:r>
     </w:p>
     <w:p>
@@ -451,10 +397,10 @@
         <w:rPr>
           <w:b/>
         </w:rPr>
-        <w:t xml:space="preserve">Do  </w:t>
+        <w:t xml:space="preserve">Jobs </w:t>
       </w:r>
       <w:r>
-        <w:t>Give ten seconds of individual thinking. Each partner explains for twenty seconds. Ask pairs to mark a prediction on the worksheet before seeing a run. Invite two contrasting answers and ask what test could distinguish them.</w:t>
+        <w:t>At the robot, the driver edits and starts after “clear.” The navigator reads the step, predicts, positions the stopped robot and payload, fits an approved attachment and checks the lane. The observer watches, measures and records one number, tick or phrase. Rotate all three jobs every four minutes in the first turn and every two minutes in the retest. At the build table, rotate builder, designer/parts manager and tester/reporter on the same timer. Everyone contributes hands-on work.</w:t>
       </w:r>
     </w:p>
     <w:p>
@@ -462,10 +408,10 @@
         <w:rPr>
           <w:b/>
         </w:rPr>
-        <w:t xml:space="preserve">Expected reasoning  </w:t>
+        <w:t xml:space="preserve">Robot steps </w:t>
       </w:r>
       <w:r>
-        <w:t>Side guides can reduce lateral escape but may increase friction or interfere with sensing. Calling deliver starts its named sequence. The function itself must be defined before the call can execute.</w:t>
+        <w:t>1. Sketch two possible plows. Agree on one to build. Constraints: use allocated spare parts, attach to the existing chassis, no powered gripper, and keep the sensor’s view clear. 2. Build a small removable attachment while the other team tests. Mentor checks wheel clearance and lightly checks that it will not fall into the drive path. 3. At the robot turn, attach the plow and place the cube just in front. Use the previously calibrated threshold. Run deliver and record whether the cube stays controlled and reaches the target area. 4. Swap driver. Change one mechanical feature, such as guide spacing, and repeat. Keep cube, program, and start pose the same so the comparison is useful. 5. In the final turn, test the better version. Remove and store each team’s attachment in its labeled tray. Explain the function name and one design tradeoff.</w:t>
       </w:r>
     </w:p>
     <w:p>
@@ -473,10 +419,10 @@
         <w:rPr>
           <w:b/>
         </w:rPr>
-        <w:t xml:space="preserve">A testable prediction  </w:t>
+        <w:t xml:space="preserve">Build </w:t>
       </w:r>
       <w:r>
-        <w:t>“We predict the wider/narrower guides will keep the same cube in front because __.” Do not approve an attachment until wheels, cables and the D sensor remain clear.</w:t>
+        <w:t>A rescue scoop or guide. Build a removable guide that pushes a cube without trapping it under the robot. Make a flat bumper and push the cube by hand with the proxy. Add short side guides or change one guiding edge. Compare the two versions with the same cube and hand-test path. Test: Cube moves ahead; guide clears the floor and does not cover the downward sensor.</w:t>
       </w:r>
     </w:p>
     <w:p>
@@ -484,10 +430,10 @@
         <w:rPr>
           <w:b/>
         </w:rPr>
-        <w:t xml:space="preserve">Make the next step concrete  </w:t>
+        <w:t xml:space="preserve">Connection to robot </w:t>
       </w:r>
       <w:r>
-        <w:t>Each pair names one change and one observation to record. Check both students can explain the plan. Mentors keep a known-good project separate from pair copies.</w:t>
+        <w:t>Each robot station has a mentor sample before the first rotation. Fit approved team guides for retests. Keep motor and sensor mounts unchanged.</w:t>
       </w:r>
     </w:p>
     <w:p>
@@ -495,10 +441,10 @@
         <w:rPr>
           <w:b/>
         </w:rPr>
-        <w:t xml:space="preserve">Transition  </w:t>
+        <w:t xml:space="preserve">Coaching </w:t>
       </w:r>
       <w:r>
-        <w:t>“Now test your prediction. When the timer calls switch, trade operating roles.”</w:t>
+        <w:t>Ask for an observation before suggesting a change. Help with one connection or edit, then return control. Typing can be assisted; the child still chooses, predicts and starts the run.</w:t>
       </w:r>
     </w:p>
     <w:p>
@@ -511,7 +457,7 @@
         <w:pStyle w:val="Heading1"/>
       </w:pPr>
       <w:r>
-        <w:t>Slide 5 Your work with a partner</w:t>
+        <w:t>Slide 5 Evidence from our test</w:t>
       </w:r>
     </w:p>
     <w:p>
@@ -519,10 +465,10 @@
         <w:rPr>
           <w:b/>
         </w:rPr>
-        <w:t xml:space="preserve">Timing  </w:t>
+        <w:t xml:space="preserve">Timing </w:t>
       </w:r>
       <w:r>
-        <w:t>15–39 minutes   Two twelve-minute rotations</w:t>
+        <w:t>38–50 minutes in two six-minute retests.</w:t>
       </w:r>
     </w:p>
     <w:p>
@@ -530,10 +476,10 @@
         <w:rPr>
           <w:b/>
         </w:rPr>
-        <w:t xml:space="preserve">Rotation map  </w:t>
+        <w:t xml:space="preserve">Evidence </w:t>
       </w:r>
       <w:r>
-        <w:t>15–27: pairs 1 and 3 use Kits A and B; pairs 2 and 4 work away from the robots. 27–39: switch stations. Switch driver/navigator at minutes 21 and 33. Warn pairs one minute before station changes. With two laptops, leave one at each kit; with four, only the active pair connects to the shared hub.</w:t>
+        <w:t>At the robot: each child makes a prediction and takes a driver turn. Keep one number, tick or short phrase per trial. At the build table: show the model and its hand-test result. A labeled design sketch, two trial results, and one sentence connecting a design change to the observed outcome. Score control, not speed.</w:t>
       </w:r>
     </w:p>
     <w:p>
@@ -541,10 +487,10 @@
         <w:rPr>
           <w:b/>
         </w:rPr>
-        <w:t xml:space="preserve">Activity 1  </w:t>
+        <w:t xml:space="preserve">Ask </w:t>
       </w:r>
       <w:r>
-        <w:t>Sketch two possible plows. Agree on one to build. Constraints: use allocated spare parts, attach to the existing chassis, no powered gripper, and keep the sensor’s view clear.</w:t>
+        <w:t>What changed? What stayed the same? What did the real run show? Record a tick, short phrase or number at the robot. The build table tests the model by hand rather than repeating a worksheet.</w:t>
       </w:r>
     </w:p>
     <w:p>
@@ -552,10 +498,10 @@
         <w:rPr>
           <w:b/>
         </w:rPr>
-        <w:t xml:space="preserve">Activity 2  </w:t>
+        <w:t xml:space="preserve">Troubleshooting </w:t>
       </w:r>
       <w:r>
-        <w:t>Build a small removable attachment while the other pair tests. Mentor checks wheel clearance and lightly checks that it will not fall into the drive path.</w:t>
+        <w:t>Cube slips: adjust side guide width. Robot stalls: lighten the attachment and remove dragging parts. Sensor misses: relocate plow pieces that block the sensor. Reset the cube consistently.</w:t>
       </w:r>
     </w:p>
     <w:p>
@@ -563,51 +509,7 @@
         <w:rPr>
           <w:b/>
         </w:rPr>
-        <w:t xml:space="preserve">Activity 3  </w:t>
-      </w:r>
-      <w:r>
-        <w:t>At the robot turn, attach the plow and place the cube just in front. Use the previously calibrated threshold. Run deliver and record whether the cube stays controlled and reaches the target area.</w:t>
-      </w:r>
-    </w:p>
-    <w:p>
-      <w:r>
-        <w:rPr>
-          <w:b/>
-        </w:rPr>
-        <w:t xml:space="preserve">Activity 4  </w:t>
-      </w:r>
-      <w:r>
-        <w:t>Swap driver. Change one mechanical feature, such as guide spacing, and repeat. Keep cube, program, and start pose the same so the comparison is useful.</w:t>
-      </w:r>
-    </w:p>
-    <w:p>
-      <w:r>
-        <w:rPr>
-          <w:b/>
-        </w:rPr>
-        <w:t xml:space="preserve">Away from the robot  </w:t>
-      </w:r>
-      <w:r>
-        <w:t>Sketch and assemble the pair’s removable plow from its own allocated parts. After testing, label the revised feature and compare the two outcomes. Use a paper cube to reason about width.</w:t>
-      </w:r>
-    </w:p>
-    <w:p>
-      <w:r>
-        <w:rPr>
-          <w:b/>
-        </w:rPr>
-        <w:t xml:space="preserve">Mentor prompts  </w:t>
-      </w:r>
-      <w:r>
-        <w:t>“What is your prediction? Which one thing changed? What did you observe? What would you check next?” Let students answer before touching their code or build. Make sure both have an operating decision and an explanation.</w:t>
-      </w:r>
-    </w:p>
-    <w:p>
-      <w:r>
-        <w:rPr>
-          <w:b/>
-        </w:rPr>
-        <w:t xml:space="preserve">Support  </w:t>
+        <w:t xml:space="preserve">Support </w:t>
       </w:r>
       <w:r>
         <w:t>Provide a simple flat plow starter and ask students to change guide width. A paper mockup can support the design explanation if building takes too long.</w:t>
@@ -618,10 +520,21 @@
         <w:rPr>
           <w:b/>
         </w:rPr>
-        <w:t xml:space="preserve">At minute 39  </w:t>
+        <w:t xml:space="preserve">Extension </w:t>
       </w:r>
       <w:r>
-        <w:t>Stop both robots and move to the evidence slide. Preserve a simple successful observation if time is short; the remaining ten minutes provide a final test for each pair.</w:t>
+        <w:t>Compare a flat bumper with side guides using three runs each if time permits. Compute successful deliveries out of attempts. Extra motors are outside the core activity.</w:t>
+      </w:r>
+    </w:p>
+    <w:p>
+      <w:r>
+        <w:rPr>
+          <w:b/>
+        </w:rPr>
+        <w:t xml:space="preserve">If needed </w:t>
+      </w:r>
+      <w:r>
+        <w:t>Create a My Block called deliver, with a start signal and the bounded marker routine from week 5. Call deliver from the start stack. If My Blocks is unfamiliar, group and label the stack, then explain the repeated task in words.</w:t>
       </w:r>
     </w:p>
     <w:p>
@@ -634,7 +547,7 @@
         <w:pStyle w:val="Heading1"/>
       </w:pPr>
       <w:r>
-        <w:t>Slide 6 Evidence from our test</w:t>
+        <w:t>Slide 6 What we learned and noticed</w:t>
       </w:r>
     </w:p>
     <w:p>
@@ -642,10 +555,10 @@
         <w:rPr>
           <w:b/>
         </w:rPr>
-        <w:t xml:space="preserve">Timing  </w:t>
+        <w:t xml:space="preserve">Timing </w:t>
       </w:r>
       <w:r>
-        <w:t>39–49 minutes   Evidence and short retests</w:t>
+        <w:t>50–54 minutes for reflection; 54–60 for saving, packing and pickup.</w:t>
       </w:r>
     </w:p>
     <w:p>
@@ -653,10 +566,10 @@
         <w:rPr>
           <w:b/>
         </w:rPr>
-        <w:t xml:space="preserve">Rotation map  </w:t>
+        <w:t xml:space="preserve">Ask each child </w:t>
       </w:r>
       <w:r>
-        <w:t>39–44: pairs 1 and 3 retest; pairs 2 and 4 prepare their explanation. 44–49: reverse. Switch operating roles near 41:30 and 46:30. Each pair gets five robot minutes, including its reset.</w:t>
+        <w:t>What did you learn while building your guide? What did you observe when it moved the cube? What would you change in the guide or program?</w:t>
       </w:r>
     </w:p>
     <w:p>
@@ -664,10 +577,10 @@
         <w:rPr>
           <w:b/>
         </w:rPr>
-        <w:t xml:space="preserve">Do  </w:t>
+        <w:t xml:space="preserve">Facilitate </w:t>
       </w:r>
       <w:r>
-        <w:t>In the final turn, test the better version. Remove and store each pair’s attachment in its labeled tray. Explain the function name and one design tradeoff.</w:t>
+        <w:t>Run two pod conversations in parallel. Give each of the six children about 20–30 seconds for one chosen prompt. Invite a concrete observation from the robot or build. Accept pointing, a demonstration or a short sentence.</w:t>
       </w:r>
     </w:p>
     <w:p>
@@ -675,10 +588,10 @@
         <w:rPr>
           <w:b/>
         </w:rPr>
-        <w:t xml:space="preserve">Say  </w:t>
+        <w:t xml:space="preserve">Listen for </w:t>
       </w:r>
       <w:r>
-        <w:t>“Before running, tell your partner what you changed and what you predict. After running, write what actually happened. A result is useful even when it disagrees with your prediction.”</w:t>
+        <w:t>Side guides can reduce lateral escape but may increase friction or interfere with sensing. Calling deliver starts its named sequence. The function itself must be defined before the call can execute.</w:t>
       </w:r>
     </w:p>
     <w:p>
@@ -686,10 +599,10 @@
         <w:rPr>
           <w:b/>
         </w:rPr>
-        <w:t xml:space="preserve">Evidence to keep  </w:t>
+        <w:t xml:space="preserve">Close </w:t>
       </w:r>
       <w:r>
-        <w:t>A labeled design sketch, two trial results, and one sentence connecting a design change to the observed outcome. Score control, not speed.</w:t>
+        <w:t>Save T1–T4 projects, stop and park both robots, remove only approved temporary attachments, store four labeled builds and count parts. Follow YMCA pickup procedures.</w:t>
       </w:r>
     </w:p>
     <w:p>
@@ -697,176 +610,54 @@
         <w:rPr>
           <w:b/>
         </w:rPr>
-        <w:t xml:space="preserve">Model an explanation  </w:t>
+        <w:t xml:space="preserve">Optional connection </w:t>
       </w:r>
       <w:r>
-        <w:t>“We changed guide spacing from __ to __. With the same cube, start and code, the cube __.” Distinguish the robot finding the strip from the cube reaching its delivery zone.</w:t>
-      </w:r>
-    </w:p>
-    <w:p>
-      <w:r>
-        <w:rPr>
-          <w:b/>
-        </w:rPr>
-        <w:t xml:space="preserve">Troubleshooting  </w:t>
-      </w:r>
-      <w:r>
-        <w:t>Cube slips: adjust side guide width. Robot stalls: lighten the attachment and remove dragging parts. Sensor misses: relocate plow pieces that block the sensor. Reset the cube consistently.</w:t>
-      </w:r>
-    </w:p>
-    <w:p>
-      <w:r>
-        <w:rPr>
-          <w:b/>
-        </w:rPr>
-        <w:t xml:space="preserve">If the core task is complete  </w:t>
-      </w:r>
-      <w:r>
-        <w:t>Compare a flat bumper with side guides using three runs each if time permits. Compute successful deliveries out of attempts. Extra motors are outside the core activity. Only begin an extension if both students have already explained the core idea and time remains.</w:t>
-      </w:r>
-    </w:p>
-    <w:p>
-      <w:r>
-        <w:rPr>
-          <w:b/>
-        </w:rPr>
-        <w:t xml:space="preserve">Prepared fallback  </w:t>
-      </w:r>
-      <w:r>
-        <w:t>Create a My Block called deliver, with a start signal and the bounded marker routine from week 5. Call deliver from the start stack. If My Blocks is unfamiliar, group and label the stack, then explain the repeated task in words. Use this only if mentors rehearsed it before class; do not introduce an unfamiliar language during a five-minute retest.</w:t>
-      </w:r>
-    </w:p>
-    <w:p>
-      <w:r>
-        <w:rPr>
-          <w:b/>
-        </w:rPr>
-        <w:t xml:space="preserve">Transition  </w:t>
-      </w:r>
-      <w:r>
-        <w:t>“Stop the robots at minute 49. Each person will now explain one idea and one observation.”</w:t>
-      </w:r>
-    </w:p>
-    <w:p>
-      <w:r>
-        <w:br w:type="page"/>
-      </w:r>
-    </w:p>
-    <w:p>
-      <w:pPr>
-        <w:pStyle w:val="Heading1"/>
-      </w:pPr>
-      <w:r>
-        <w:t>Slide 7 What you can explain now</w:t>
-      </w:r>
-    </w:p>
-    <w:p>
-      <w:r>
-        <w:rPr>
-          <w:b/>
-        </w:rPr>
-        <w:t xml:space="preserve">Timing  </w:t>
-      </w:r>
-      <w:r>
-        <w:t>49–60 minutes   Individual explanation and cleanup</w:t>
-      </w:r>
-    </w:p>
-    <w:p>
-      <w:r>
-        <w:rPr>
-          <w:b/>
-        </w:rPr>
-        <w:t xml:space="preserve">Ask during minutes 49–54  </w:t>
-      </w:r>
-      <w:r>
-        <w:t>What did your attachment change? What does your deliver function do?</w:t>
-      </w:r>
-    </w:p>
-    <w:p>
-      <w:r>
-        <w:rPr>
-          <w:b/>
-        </w:rPr>
-        <w:t xml:space="preserve">Listen for  </w:t>
-      </w:r>
-      <w:r>
-        <w:t>Name the actual attachment change and connect it to observed cube control or drag. deliver shows R, runs the bounded marker search using the calibrated threshold, and prints its result. Finding the marker does not alone prove that the cube reached the target.</w:t>
-      </w:r>
-    </w:p>
-    <w:p>
-      <w:r>
-        <w:rPr>
-          <w:b/>
-        </w:rPr>
-        <w:t xml:space="preserve">Make participation individual  </w:t>
-      </w:r>
-      <w:r>
-        <w:t>Each pod mentor listens to its four students. Ask one partner to explain the code or design choice and the other to explain the evidence, then give each a short follow-up. Use spoken, written, or pointing responses as appropriate. Do not let the most confident partner answer for both.</w:t>
-      </w:r>
-    </w:p>
-    <w:p>
-      <w:r>
-        <w:rPr>
-          <w:b/>
-        </w:rPr>
-        <w:t xml:space="preserve">Connect to the team  </w:t>
-      </w:r>
-      <w:r>
-        <w:t>FRC teams improve mechanisms and software together through testing. Give one brief example from today’s activity. Interest in joining a robotics team is optional and is not a learning score.</w:t>
-      </w:r>
-    </w:p>
-    <w:p>
-      <w:r>
-        <w:rPr>
-          <w:b/>
-        </w:rPr>
-        <w:t xml:space="preserve">54–56 save  </w:t>
-      </w:r>
-      <w:r>
-        <w:t>Help pairs save using week and pair IDs, preserving their settings and evidence. Keep the known-good starter separately. Confirm each file can be found again.</w:t>
-      </w:r>
-    </w:p>
-    <w:p>
-      <w:r>
-        <w:rPr>
-          <w:b/>
-        </w:rPr>
-        <w:t xml:space="preserve">56–58 reset  </w:t>
-      </w:r>
-      <w:r>
-        <w:t>Stop both robots. Remove and label temporary pair attachments as needed, count loose parts, and leave teaching bases assembled. Preserve useful sensor mounts and document any changes. Reconcile borrowed parts with the loan log.</w:t>
-      </w:r>
-    </w:p>
-    <w:p>
-      <w:r>
-        <w:rPr>
-          <w:b/>
-        </w:rPr>
-        <w:t xml:space="preserve">58–60 dismiss  </w:t>
-      </w:r>
-      <w:r>
-        <w:t>Collect evidence sheets, put equipment in its assigned storage/charging locations, and follow YMCA pickup procedures. Mentors confirm no program remains running.</w:t>
-      </w:r>
-    </w:p>
-    <w:p>
-      <w:r>
-        <w:rPr>
-          <w:b/>
-        </w:rPr>
-        <w:t xml:space="preserve">After class  </w:t>
-      </w:r>
-      <w:r>
-        <w:t>Record actual kit problems and learning observations in the agreed records. Update SESSION_PREP.md with dated operational results, and use them to choose the next session’s starting point. Do not claim unobserved successes.</w:t>
+        <w:t>FRC teams improve mechanisms and software together through testing.</w:t>
       </w:r>
     </w:p>
     <w:sectPr>
+      <w:headerReference w:type="default" r:id="rId9"/>
+      <w:footerReference w:type="default" r:id="rId10"/>
       <w:pgSz w:w="12240" w:h="15840"/>
-      <w:pgMar w:top="936" w:right="1037" w:bottom="936" w:left="1037" w:header="720" w:footer="720" w:gutter="0"/>
+      <w:pgMar w:top="893" w:right="1008" w:bottom="893" w:left="1008" w:header="360" w:footer="360" w:gutter="0"/>
       <w:cols w:space="720"/>
       <w:docGrid w:linePitch="360"/>
     </w:sectPr>
   </w:body>
 </w:document>
+</file>
+
+<file path=word/footer1.xml><?xml version="1.0" encoding="utf-8"?>
+<w:ftr xmlns:m="http://schemas.openxmlformats.org/officeDocument/2006/math" xmlns:mc="http://schemas.openxmlformats.org/markup-compatibility/2006" xmlns:mo="http://schemas.microsoft.com/office/mac/office/2008/main" xmlns:mv="urn:schemas-microsoft-com:mac:vml" xmlns:o="urn:schemas-microsoft-com:office:office" xmlns:r="http://schemas.openxmlformats.org/officeDocument/2006/relationships" xmlns:v="urn:schemas-microsoft-com:vml" xmlns:w10="urn:schemas-microsoft-com:office:word" xmlns:w14="http://schemas.microsoft.com/office/word/2010/wordml" xmlns:w="http://schemas.openxmlformats.org/wordprocessingml/2006/main" xmlns:wne="http://schemas.microsoft.com/office/word/2006/wordml" xmlns:wp14="http://schemas.microsoft.com/office/word/2010/wordprocessingDrawing" xmlns:wp="http://schemas.openxmlformats.org/drawingml/2006/wordprocessingDrawing" xmlns:wpc="http://schemas.microsoft.com/office/word/2010/wordprocessingCanvas" xmlns:wpg="http://schemas.microsoft.com/office/word/2010/wordprocessingGroup" xmlns:wpi="http://schemas.microsoft.com/office/word/2010/wordprocessingInk" xmlns:wps="http://schemas.microsoft.com/office/word/2010/wordprocessingShape" mc:Ignorable="w14 wp14">
+  <w:p>
+    <w:pPr>
+      <w:pStyle w:val="Footer"/>
+      <w:jc w:val="right"/>
+    </w:pPr>
+    <w:r>
+      <w:rPr>
+        <w:sz w:val="16"/>
+      </w:rPr>
+      <w:t xml:space="preserve">Week 6 speaker notes   •   </w:t>
+    </w:r>
+    <w:fldSimple w:instr="PAGE"/>
+  </w:p>
+</w:ftr>
+</file>
+
+<file path=word/header1.xml><?xml version="1.0" encoding="utf-8"?>
+<w:hdr xmlns:m="http://schemas.openxmlformats.org/officeDocument/2006/math" xmlns:mc="http://schemas.openxmlformats.org/markup-compatibility/2006" xmlns:mo="http://schemas.microsoft.com/office/mac/office/2008/main" xmlns:mv="urn:schemas-microsoft-com:mac:vml" xmlns:o="urn:schemas-microsoft-com:office:office" xmlns:r="http://schemas.openxmlformats.org/officeDocument/2006/relationships" xmlns:v="urn:schemas-microsoft-com:vml" xmlns:w10="urn:schemas-microsoft-com:office:word" xmlns:w14="http://schemas.microsoft.com/office/word/2010/wordml" xmlns:w="http://schemas.openxmlformats.org/wordprocessingml/2006/main" xmlns:wne="http://schemas.microsoft.com/office/word/2006/wordml" xmlns:wp14="http://schemas.microsoft.com/office/word/2010/wordprocessingDrawing" xmlns:wp="http://schemas.openxmlformats.org/drawingml/2006/wordprocessingDrawing" xmlns:wpc="http://schemas.microsoft.com/office/word/2010/wordprocessingCanvas" xmlns:wpg="http://schemas.microsoft.com/office/word/2010/wordprocessingGroup" xmlns:wpi="http://schemas.microsoft.com/office/word/2010/wordprocessingInk" xmlns:wps="http://schemas.microsoft.com/office/word/2010/wordprocessingShape" mc:Ignorable="w14 wp14">
+  <w:p>
+    <w:pPr/>
+    <w:r>
+      <w:rPr>
+        <w:sz w:val="16"/>
+      </w:rPr>
+      <w:t>MechaRAMS   /   Cheshire YMCA robotics pilot   /   Fall 2026</w:t>
+    </w:r>
+  </w:p>
+</w:hdr>
 </file>
 
 <file path=word/numbering.xml><?xml version="1.0" encoding="utf-8"?>
@@ -1233,7 +1024,7 @@
     <w:qFormat/>
     <w:rsid w:val="00FC693F"/>
     <w:pPr>
-      <w:spacing w:after="140" w:line="252" w:lineRule="auto"/>
+      <w:spacing w:after="100" w:line="252" w:lineRule="auto"/>
     </w:pPr>
     <w:rPr>
       <w:rFonts w:ascii="Arial" w:hAnsi="Arial"/>
@@ -1296,7 +1087,7 @@
     <w:pPr>
       <w:keepNext/>
       <w:keepLines/>
-      <w:spacing w:before="480" w:after="180"/>
+      <w:spacing w:before="480" w:after="100"/>
       <w:outlineLvl w:val="0"/>
     </w:pPr>
     <w:rPr>
@@ -1304,7 +1095,7 @@
       <w:b/>
       <w:bCs/>
       <w:color w:val="000000"/>
-      <w:sz w:val="36"/>
+      <w:sz w:val="38"/>
       <w:szCs w:val="28"/>
     </w:rPr>
   </w:style>
@@ -1320,7 +1111,7 @@
     <w:pPr>
       <w:keepNext/>
       <w:keepLines/>
-      <w:spacing w:before="200" w:after="0"/>
+      <w:spacing w:before="200" w:after="100"/>
       <w:outlineLvl w:val="1"/>
     </w:pPr>
     <w:rPr>
@@ -1344,7 +1135,7 @@
     <w:pPr>
       <w:keepNext/>
       <w:keepLines/>
-      <w:spacing w:before="200" w:after="0"/>
+      <w:spacing w:before="200" w:after="100"/>
       <w:outlineLvl w:val="2"/>
     </w:pPr>
     <w:rPr>
@@ -1352,6 +1143,7 @@
       <w:b/>
       <w:bCs/>
       <w:color w:val="000000"/>
+      <w:sz w:val="21"/>
     </w:rPr>
   </w:style>
   <w:style w:type="paragraph" w:styleId="Heading4">
@@ -1582,7 +1374,7 @@
     <w:qFormat/>
     <w:rsid w:val="00FC693F"/>
     <w:pPr>
-      <w:spacing w:after="300" w:line="240" w:lineRule="auto"/>
+      <w:spacing w:after="100" w:line="240" w:lineRule="auto"/>
       <w:contextualSpacing/>
     </w:pPr>
     <w:rPr>
@@ -1590,7 +1382,7 @@
       <w:color w:val="000000"/>
       <w:spacing w:val="5"/>
       <w:kern w:val="28"/>
-      <w:sz w:val="48"/>
+      <w:sz w:val="50"/>
       <w:szCs w:val="52"/>
     </w:rPr>
   </w:style>
@@ -1621,6 +1413,7 @@
       <w:numPr>
         <w:ilvl w:val="1"/>
       </w:numPr>
+      <w:spacing w:after="100"/>
     </w:pPr>
     <w:rPr>
       <w:rFonts w:asciiTheme="majorHAnsi" w:eastAsiaTheme="majorEastAsia" w:hAnsiTheme="majorHAnsi" w:cstheme="majorBidi" w:ascii="Arial" w:hAnsi="Arial"/>
@@ -12916,16 +12709,6 @@
         <w:shd w:val="clear" w:color="auto" w:fill="FBCAA2" w:themeFill="accent6" w:themeFillTint="7F"/>
       </w:tcPr>
     </w:tblStylePr>
-  </w:style>
-  <w:style w:type="paragraph" w:customStyle="1" w:styleId="Code">
-    <w:name w:val="Code"/>
-    <w:pPr>
-      <w:spacing w:after="160"/>
-    </w:pPr>
-    <w:rPr>
-      <w:rFonts w:ascii="Consolas" w:hAnsi="Consolas"/>
-      <w:sz w:val="20"/>
-    </w:rPr>
   </w:style>
 </w:styles>
 </file>
